--- a/docs/测试/05-测试报告.docx
+++ b/docs/测试/05-测试报告.docx
@@ -101,7 +101,7 @@
           <w:rFonts w:ascii="宋体" w:hAnsi="宋体" w:eastAsia="宋体"/>
           <w:sz w:val="22"/>
         </w:rPr>
-        <w:t>报告日期：2026-10-07（功能测试执行日期）</w:t>
+        <w:t>报告日期：2026-10-14（功能测试执行日期）</w:t>
       </w:r>
       <w:r>
         <w:br/>
@@ -293,7 +293,7 @@
                 <w:rFonts w:ascii="宋体" w:hAnsi="宋体" w:eastAsia="宋体"/>
                 <w:sz w:val="19"/>
               </w:rPr>
-              <w:t>2026-10-07 21:19:34 至 2026-10-07 21:19:36</w:t>
+              <w:t>2026-10-14 17:45:25 至 2026-10-14 17:45:28</w:t>
             </w:r>
           </w:p>
         </w:tc>
@@ -548,7 +548,7 @@
                 <w:rFonts w:ascii="宋体" w:hAnsi="宋体" w:eastAsia="宋体"/>
                 <w:sz w:val="19"/>
               </w:rPr>
-              <w:t>需求分析.md（V2.0）</w:t>
+              <w:t>需求规格说明书（V2.0）</w:t>
             </w:r>
           </w:p>
         </w:tc>
@@ -563,7 +563,7 @@
                 <w:rFonts w:ascii="宋体" w:hAnsi="宋体" w:eastAsia="宋体"/>
                 <w:sz w:val="19"/>
               </w:rPr>
-              <w:t>功能需求 FR-001~FR-052、非功能需求 NFR-001~NFR-015、验收准则 AC-001~AC-032、三类状态机定义</w:t>
+              <w:t>功能需求 FR-001~FR-057、非功能需求 NFR-001~NFR-015、验收准则 AC-001~AC-032、三类状态机定义</w:t>
             </w:r>
           </w:p>
         </w:tc>
@@ -8180,6 +8180,68 @@
                 <w:sz w:val="18"/>
               </w:rPr>
               <w:t>通过</w:t>
+            </w:r>
+          </w:p>
+        </w:tc>
+      </w:tr>
+      <w:tr>
+        <w:tc>
+          <w:tcPr>
+            <w:tcW w:type="dxa" w:w="1701"/>
+          </w:tcPr>
+          <w:p>
+            <w:r/>
+            <w:r>
+              <w:rPr>
+                <w:rFonts w:ascii="宋体" w:hAnsi="宋体" w:eastAsia="宋体"/>
+                <w:sz w:val="18"/>
+              </w:rPr>
+              <w:t>FR-053~FR-057</w:t>
+            </w:r>
+          </w:p>
+        </w:tc>
+        <w:tc>
+          <w:tcPr>
+            <w:tcW w:type="dxa" w:w="3061"/>
+          </w:tcPr>
+          <w:p>
+            <w:r/>
+            <w:r>
+              <w:rPr>
+                <w:rFonts w:ascii="宋体" w:hAnsi="宋体" w:eastAsia="宋体"/>
+                <w:sz w:val="18"/>
+              </w:rPr>
+              <w:t>Scrum 过程需求（Backlog / 评审 / 回顾 / 站会）</w:t>
+            </w:r>
+          </w:p>
+        </w:tc>
+        <w:tc>
+          <w:tcPr>
+            <w:tcW w:type="dxa" w:w="2608"/>
+          </w:tcPr>
+          <w:p>
+            <w:r/>
+            <w:r>
+              <w:rPr>
+                <w:rFonts w:ascii="宋体" w:hAnsi="宋体" w:eastAsia="宋体"/>
+                <w:sz w:val="18"/>
+              </w:rPr>
+              <w:t>—（过程产出物，无功能用例）</w:t>
+            </w:r>
+          </w:p>
+        </w:tc>
+        <w:tc>
+          <w:tcPr>
+            <w:tcW w:type="dxa" w:w="1247"/>
+          </w:tcPr>
+          <w:p>
+            <w:r/>
+            <w:r>
+              <w:rPr>
+                <w:rFonts w:ascii="宋体" w:hAnsi="宋体" w:eastAsia="宋体"/>
+                <w:sz w:val="18"/>
+              </w:rPr>
+              <w:t>不适用</w:t>
             </w:r>
           </w:p>
         </w:tc>
@@ -9234,7 +9296,7 @@
         <w:pStyle w:val="Heading2"/>
       </w:pPr>
       <w:r>
-        <w:t>8.3 附录：证据与原始数据</w:t>
+        <w:t>8.3 附录：测试代码与运行输出</w:t>
       </w:r>
     </w:p>
     <w:tbl>
@@ -9336,7 +9398,7 @@
                 <w:rFonts w:ascii="宋体" w:hAnsi="宋体" w:eastAsia="宋体"/>
                 <w:sz w:val="19"/>
               </w:rPr>
-              <w:t>黑盒功能测试自动化套件</w:t>
+              <w:t>黑盒功能测试套件（113 条，11 个模块）</w:t>
             </w:r>
           </w:p>
         </w:tc>
@@ -9351,7 +9413,7 @@
                 <w:rFonts w:ascii="宋体" w:hAnsi="宋体" w:eastAsia="宋体"/>
                 <w:sz w:val="19"/>
               </w:rPr>
-              <w:t>docs/测试/证据/functional_suite.py</w:t>
+              <w:t>docs/测试/代码/functional_suite.py</w:t>
             </w:r>
           </w:p>
         </w:tc>
@@ -9383,7 +9445,7 @@
                 <w:rFonts w:ascii="宋体" w:hAnsi="宋体" w:eastAsia="宋体"/>
                 <w:sz w:val="19"/>
               </w:rPr>
-              <w:t>结构化测试结果（用例级预期/实际/结论）</w:t>
+              <w:t>缺陷定向验证脚本（6 个验证点）</w:t>
             </w:r>
           </w:p>
         </w:tc>
@@ -9398,7 +9460,7 @@
                 <w:rFonts w:ascii="宋体" w:hAnsi="宋体" w:eastAsia="宋体"/>
                 <w:sz w:val="19"/>
               </w:rPr>
-              <w:t>docs/测试/证据/test_results.json</w:t>
+              <w:t>docs/测试/代码/probe.py</w:t>
             </w:r>
           </w:p>
         </w:tc>
@@ -9430,7 +9492,7 @@
                 <w:rFonts w:ascii="宋体" w:hAnsi="宋体" w:eastAsia="宋体"/>
                 <w:sz w:val="19"/>
               </w:rPr>
-              <w:t>缺陷定向验证脚本（边界问题验证）</w:t>
+              <w:t>开发自测用例（pytest，28 条）</w:t>
             </w:r>
           </w:p>
         </w:tc>
@@ -9445,7 +9507,7 @@
                 <w:rFonts w:ascii="宋体" w:hAnsi="宋体" w:eastAsia="宋体"/>
                 <w:sz w:val="19"/>
               </w:rPr>
-              <w:t>docs/测试/证据/probe.py</w:t>
+              <w:t>docs/测试/代码/开发自测用例/</w:t>
             </w:r>
           </w:p>
         </w:tc>
@@ -9477,6 +9539,53 @@
                 <w:rFonts w:ascii="宋体" w:hAnsi="宋体" w:eastAsia="宋体"/>
                 <w:sz w:val="19"/>
               </w:rPr>
+              <w:t>结构化测试结果（用例级预期/实际/结论）</w:t>
+            </w:r>
+          </w:p>
+        </w:tc>
+        <w:tc>
+          <w:tcPr>
+            <w:tcW w:type="dxa" w:w="3685"/>
+          </w:tcPr>
+          <w:p>
+            <w:r/>
+            <w:r>
+              <w:rPr>
+                <w:rFonts w:ascii="宋体" w:hAnsi="宋体" w:eastAsia="宋体"/>
+                <w:sz w:val="19"/>
+              </w:rPr>
+              <w:t>docs/测试/代码/运行输出/test_results.json</w:t>
+            </w:r>
+          </w:p>
+        </w:tc>
+      </w:tr>
+      <w:tr>
+        <w:tc>
+          <w:tcPr>
+            <w:tcW w:type="dxa" w:w="737"/>
+          </w:tcPr>
+          <w:p>
+            <w:r/>
+            <w:r>
+              <w:rPr>
+                <w:rFonts w:ascii="宋体" w:hAnsi="宋体" w:eastAsia="宋体"/>
+                <w:sz w:val="19"/>
+              </w:rPr>
+              <w:t>5</w:t>
+            </w:r>
+          </w:p>
+        </w:tc>
+        <w:tc>
+          <w:tcPr>
+            <w:tcW w:type="dxa" w:w="4195"/>
+          </w:tcPr>
+          <w:p>
+            <w:r/>
+            <w:r>
+              <w:rPr>
+                <w:rFonts w:ascii="宋体" w:hAnsi="宋体" w:eastAsia="宋体"/>
+                <w:sz w:val="19"/>
+              </w:rPr>
               <w:t>开发自测回归执行输出</w:t>
             </w:r>
           </w:p>
@@ -9492,7 +9601,7 @@
                 <w:rFonts w:ascii="宋体" w:hAnsi="宋体" w:eastAsia="宋体"/>
                 <w:sz w:val="19"/>
               </w:rPr>
-              <w:t>docs/测试/证据/pytest-执行输出.txt</w:t>
+              <w:t>docs/测试/代码/运行输出/pytest-执行输出.txt</w:t>
             </w:r>
           </w:p>
         </w:tc>

--- a/docs/测试/05-测试报告.docx
+++ b/docs/测试/05-测试报告.docx
@@ -101,7 +101,7 @@
           <w:rFonts w:ascii="宋体" w:hAnsi="宋体" w:eastAsia="宋体"/>
           <w:sz w:val="22"/>
         </w:rPr>
-        <w:t>报告日期：2026-10-14（功能测试执行日期）</w:t>
+        <w:t>报告日期：2026-10-15（功能测试执行日期）</w:t>
       </w:r>
       <w:r>
         <w:br/>
@@ -293,7 +293,7 @@
                 <w:rFonts w:ascii="宋体" w:hAnsi="宋体" w:eastAsia="宋体"/>
                 <w:sz w:val="19"/>
               </w:rPr>
-              <w:t>2026-10-14 17:45:25 至 2026-10-14 17:45:28</w:t>
+              <w:t>2026-10-15 08:42:56 至 2026-10-15 08:42:59</w:t>
             </w:r>
           </w:p>
         </w:tc>

--- a/docs/测试/05-测试报告.docx
+++ b/docs/测试/05-测试报告.docx
@@ -293,7 +293,7 @@
                 <w:rFonts w:ascii="宋体" w:hAnsi="宋体" w:eastAsia="宋体"/>
                 <w:sz w:val="19"/>
               </w:rPr>
-              <w:t>2026-10-15 08:42:56 至 2026-10-15 08:42:59</w:t>
+              <w:t>2026-10-15 08:46:46 至 2026-10-15 08:46:49</w:t>
             </w:r>
           </w:p>
         </w:tc>
@@ -773,7 +773,7 @@
           <w:b w:val="0"/>
           <w:sz w:val="21"/>
         </w:rPr>
-        <w:t>本轮共设计并执行 113 条黑盒测试用例，覆盖 9 个方面：</w:t>
+        <w:t>本轮共设计并执行 117 条黑盒测试用例，覆盖 9 个方面：</w:t>
       </w:r>
     </w:p>
     <w:tbl>
@@ -2003,7 +2003,7 @@
                 <w:rFonts w:ascii="宋体" w:hAnsi="宋体" w:eastAsia="宋体"/>
                 <w:sz w:val="19"/>
               </w:rPr>
-              <w:t>113</w:t>
+              <w:t>117</w:t>
             </w:r>
           </w:p>
         </w:tc>
@@ -2050,7 +2050,7 @@
                 <w:rFonts w:ascii="宋体" w:hAnsi="宋体" w:eastAsia="宋体"/>
                 <w:sz w:val="19"/>
               </w:rPr>
-              <w:t>111</w:t>
+              <w:t>115</w:t>
             </w:r>
           </w:p>
         </w:tc>
@@ -2144,7 +2144,7 @@
                 <w:rFonts w:ascii="宋体" w:hAnsi="宋体" w:eastAsia="宋体"/>
                 <w:sz w:val="19"/>
               </w:rPr>
-              <w:t>98.2%</w:t>
+              <w:t>98.3%</w:t>
             </w:r>
           </w:p>
         </w:tc>
@@ -2321,7 +2321,7 @@
           <w:rFonts w:ascii="宋体" w:hAnsi="宋体" w:eastAsia="宋体"/>
           <w:sz w:val="21"/>
         </w:rPr>
-        <w:t>本轮功能测试整体通过率 98.2%，核心交易主流程（发布商品 → 买家排队 → 进入交易 → 标记结果 → 进入历史）全部通过，未发现阻塞级缺陷；失败的 2 条用例分别对应接口层金额边界处理与搜索通配符转义两个问题。</w:t>
+        <w:t>本轮功能测试整体通过率 98.3%，核心交易主流程（发布商品 → 买家排队 → 进入交易 → 标记结果 → 进入历史）全部通过，未发现阻塞级缺陷；失败的 2 条用例分别对应接口层金额边界处理与搜索通配符转义两个问题。</w:t>
       </w:r>
     </w:p>
     <w:p>
@@ -3764,7 +3764,7 @@
                 <w:rFonts w:ascii="宋体" w:hAnsi="宋体" w:eastAsia="宋体"/>
                 <w:sz w:val="19"/>
               </w:rPr>
-              <w:t>前端</w:t>
+              <w:t>性能</w:t>
             </w:r>
           </w:p>
         </w:tc>
@@ -3779,7 +3779,7 @@
                 <w:rFonts w:ascii="宋体" w:hAnsi="宋体" w:eastAsia="宋体"/>
                 <w:sz w:val="19"/>
               </w:rPr>
-              <w:t>5</w:t>
+              <w:t>4</w:t>
             </w:r>
           </w:p>
         </w:tc>
@@ -3794,7 +3794,7 @@
                 <w:rFonts w:ascii="宋体" w:hAnsi="宋体" w:eastAsia="宋体"/>
                 <w:sz w:val="19"/>
               </w:rPr>
-              <w:t>5</w:t>
+              <w:t>4</w:t>
             </w:r>
           </w:p>
         </w:tc>
@@ -3856,6 +3856,98 @@
                 <w:rFonts w:ascii="宋体" w:hAnsi="宋体" w:eastAsia="宋体"/>
                 <w:sz w:val="19"/>
               </w:rPr>
+              <w:t>前端</w:t>
+            </w:r>
+          </w:p>
+        </w:tc>
+        <w:tc>
+          <w:tcPr>
+            <w:tcW w:type="dxa" w:w="1020"/>
+          </w:tcPr>
+          <w:p>
+            <w:r/>
+            <w:r>
+              <w:rPr>
+                <w:rFonts w:ascii="宋体" w:hAnsi="宋体" w:eastAsia="宋体"/>
+                <w:sz w:val="19"/>
+              </w:rPr>
+              <w:t>5</w:t>
+            </w:r>
+          </w:p>
+        </w:tc>
+        <w:tc>
+          <w:tcPr>
+            <w:tcW w:type="dxa" w:w="907"/>
+          </w:tcPr>
+          <w:p>
+            <w:r/>
+            <w:r>
+              <w:rPr>
+                <w:rFonts w:ascii="宋体" w:hAnsi="宋体" w:eastAsia="宋体"/>
+                <w:sz w:val="19"/>
+              </w:rPr>
+              <w:t>5</w:t>
+            </w:r>
+          </w:p>
+        </w:tc>
+        <w:tc>
+          <w:tcPr>
+            <w:tcW w:type="dxa" w:w="907"/>
+          </w:tcPr>
+          <w:p>
+            <w:r/>
+            <w:r>
+              <w:rPr>
+                <w:rFonts w:ascii="宋体" w:hAnsi="宋体" w:eastAsia="宋体"/>
+                <w:sz w:val="19"/>
+              </w:rPr>
+              <w:t>0</w:t>
+            </w:r>
+          </w:p>
+        </w:tc>
+        <w:tc>
+          <w:tcPr>
+            <w:tcW w:type="dxa" w:w="1247"/>
+          </w:tcPr>
+          <w:p>
+            <w:r/>
+            <w:r>
+              <w:rPr>
+                <w:rFonts w:ascii="宋体" w:hAnsi="宋体" w:eastAsia="宋体"/>
+                <w:sz w:val="19"/>
+              </w:rPr>
+              <w:t>100.0%</w:t>
+            </w:r>
+          </w:p>
+        </w:tc>
+        <w:tc>
+          <w:tcPr>
+            <w:tcW w:type="dxa" w:w="2608"/>
+          </w:tcPr>
+          <w:p>
+            <w:r/>
+            <w:r>
+              <w:rPr>
+                <w:rFonts w:ascii="宋体" w:hAnsi="宋体" w:eastAsia="宋体"/>
+                <w:sz w:val="19"/>
+              </w:rPr>
+              <w:t>通过</w:t>
+            </w:r>
+          </w:p>
+        </w:tc>
+      </w:tr>
+      <w:tr>
+        <w:tc>
+          <w:tcPr>
+            <w:tcW w:type="dxa" w:w="1928"/>
+          </w:tcPr>
+          <w:p>
+            <w:r/>
+            <w:r>
+              <w:rPr>
+                <w:rFonts w:ascii="宋体" w:hAnsi="宋体" w:eastAsia="宋体"/>
+                <w:sz w:val="19"/>
+              </w:rPr>
               <w:t>合计</w:t>
             </w:r>
           </w:p>
@@ -3871,7 +3963,7 @@
                 <w:rFonts w:ascii="宋体" w:hAnsi="宋体" w:eastAsia="宋体"/>
                 <w:sz w:val="19"/>
               </w:rPr>
-              <w:t>113</w:t>
+              <w:t>117</w:t>
             </w:r>
           </w:p>
         </w:tc>
@@ -3886,7 +3978,7 @@
                 <w:rFonts w:ascii="宋体" w:hAnsi="宋体" w:eastAsia="宋体"/>
                 <w:sz w:val="19"/>
               </w:rPr>
-              <w:t>111</w:t>
+              <w:t>115</w:t>
             </w:r>
           </w:p>
         </w:tc>
@@ -3916,7 +4008,7 @@
                 <w:rFonts w:ascii="宋体" w:hAnsi="宋体" w:eastAsia="宋体"/>
                 <w:sz w:val="19"/>
               </w:rPr>
-              <w:t>98.2%</w:t>
+              <w:t>98.3%</w:t>
             </w:r>
           </w:p>
         </w:tc>
@@ -5086,7 +5178,7 @@
                 <w:rFonts w:ascii="宋体" w:hAnsi="宋体" w:eastAsia="宋体"/>
                 <w:sz w:val="19"/>
               </w:rPr>
-              <w:t>2 / 113 × 100</w:t>
+              <w:t>2 / 117 × 100</w:t>
             </w:r>
           </w:p>
         </w:tc>
@@ -6787,7 +6879,7 @@
           <w:b w:val="0"/>
           <w:sz w:val="21"/>
         </w:rPr>
-        <w:t>全部 113 条用例均标注需求编号，形成「需求 → 用例 → 结果 → 缺陷」追溯链。主要需求的覆盖情况如下：</w:t>
+        <w:t>全部 117 条用例均标注需求编号，形成「需求 → 用例 → 结果 → 缺陷」追溯链。主要需求的覆盖情况如下：</w:t>
       </w:r>
     </w:p>
     <w:tbl>
@@ -8655,7 +8747,7 @@
           <w:rFonts w:ascii="宋体" w:hAnsi="宋体" w:eastAsia="宋体"/>
           <w:sz w:val="21"/>
         </w:rPr>
-        <w:t>黑盒功能测试 113 条，通过 111 条，失败 2 条，通过率 98.2%；开发自测 pytest 28 条全部通过。整体质量良好。</w:t>
+        <w:t>黑盒功能测试 117 条，通过 115 条，失败 2 条，通过率 98.3%；开发自测 pytest 28 条全部通过。整体质量良好。</w:t>
       </w:r>
     </w:p>
     <w:p>
@@ -9196,7 +9288,19 @@
           <w:rFonts w:ascii="宋体" w:hAnsi="宋体" w:eastAsia="宋体"/>
           <w:sz w:val="21"/>
         </w:rPr>
-        <w:t>性能与可用性：NFR-007 要求可用性 ≥99%，课程单机环境无法验证，本轮仅确认接口响应时间远低于 NFR-001 要求的 2 秒；</w:t>
+        <w:t>性能：NFR-001 要求的「商品详情响应 &lt; 2 秒」已由 TC-L01~TC-L04 实测通过，但未做压力测试与长时间稳定性测试；</w:t>
+      </w:r>
+    </w:p>
+    <w:p>
+      <w:pPr>
+        <w:pStyle w:val="ListBullet"/>
+      </w:pPr>
+      <w:r>
+        <w:rPr>
+          <w:rFonts w:ascii="宋体" w:hAnsi="宋体" w:eastAsia="宋体"/>
+          <w:sz w:val="21"/>
+        </w:rPr>
+        <w:t>可用性：NFR-007 要求可用性 ≥99%，课程单机环境无法验证；</w:t>
       </w:r>
     </w:p>
     <w:p>
@@ -9398,7 +9502,7 @@
                 <w:rFonts w:ascii="宋体" w:hAnsi="宋体" w:eastAsia="宋体"/>
                 <w:sz w:val="19"/>
               </w:rPr>
-              <w:t>黑盒功能测试套件（113 条，11 个模块）</w:t>
+              <w:t>黑盒功能测试套件（117 条，12 个模块）</w:t>
             </w:r>
           </w:p>
         </w:tc>
@@ -9633,7 +9737,7 @@
                 <w:rFonts w:ascii="宋体" w:hAnsi="宋体" w:eastAsia="宋体"/>
                 <w:sz w:val="19"/>
               </w:rPr>
-              <w:t>测试用例工作簿（含 113 条明细与需求覆盖矩阵）</w:t>
+              <w:t>测试用例工作簿（含 117 条明细与需求覆盖矩阵）</w:t>
             </w:r>
           </w:p>
         </w:tc>
